--- a/01 JavaSE/Advacned New Java Features.docx
+++ b/01 JavaSE/Advacned New Java Features.docx
@@ -6463,12 +6463,6 @@
             <w:hideMark/>
           </w:tcPr>
           <w:p>
-            <w:r>
-              <w:t>bash</w:t>
-            </w:r>
-            <w:r>
-              <w:t xml:space="preserve"> </w:t>
-            </w:r>
             <w:r>
               <w:t>java HelloWorld.java</w:t>
             </w:r>
